--- a/hin/docx/007.content.docx
+++ b/hin/docx/007.content.docx
@@ -411,90 +411,66 @@
           <w:lang w:val="hi_IN" w:bidi="hi_IN"/>
         </w:rPr>
       </w:r>
-      <w:hyperlink r:id="rId13">
-        <w:r>
-          <w:rPr>
-            <w:lang w:val="hi_IN" w:bidi="hi_IN"/>
-          </w:rPr>
-          <w:rPr>
-            <w:color w:val="0000EE"/>
-            <w:u w:val="single"/>
-          </w:rPr>
-          <w:t>1 शमूएल 05:10</w:t>
-        </w:r>
-      </w:hyperlink>
-    </w:p>
-    <w:p>
-      <w:pPr>
-        <w:pStyle w:val="ListBullet"/>
-        <w:spacing w:line="240" w:lineRule="auto"/>
-        <w:ind w:left="720"/>
-      </w:pPr>
-      <w:r>
-        <w:rPr>
-          <w:lang w:val="hi_IN" w:bidi="hi_IN"/>
-        </w:rPr>
-      </w:r>
-      <w:hyperlink r:id="rId14">
-        <w:r>
-          <w:rPr>
-            <w:lang w:val="hi_IN" w:bidi="hi_IN"/>
-          </w:rPr>
-          <w:rPr>
-            <w:color w:val="0000EE"/>
-            <w:u w:val="single"/>
-          </w:rPr>
-          <w:t>यहोशू 13:2–3</w:t>
-        </w:r>
-      </w:hyperlink>
-    </w:p>
-    <w:p>
-      <w:pPr>
-        <w:pStyle w:val="ListBullet"/>
-        <w:spacing w:line="240" w:lineRule="auto"/>
-        <w:ind w:left="720"/>
-      </w:pPr>
-      <w:r>
-        <w:rPr>
-          <w:lang w:val="hi_IN" w:bidi="hi_IN"/>
-        </w:rPr>
-      </w:r>
-      <w:hyperlink r:id="rId15">
-        <w:r>
-          <w:rPr>
-            <w:lang w:val="hi_IN" w:bidi="hi_IN"/>
-          </w:rPr>
-          <w:rPr>
-            <w:color w:val="0000EE"/>
-            <w:u w:val="single"/>
-          </w:rPr>
-          <w:t>न्यायियों 01:18–19</w:t>
-        </w:r>
-      </w:hyperlink>
-    </w:p>
-    <w:p>
-      <w:pPr>
-        <w:pStyle w:val="ListBullet"/>
-        <w:spacing w:line="240" w:lineRule="auto"/>
-        <w:ind w:left="720"/>
-      </w:pPr>
-      <w:r>
-        <w:rPr>
-          <w:lang w:val="hi_IN" w:bidi="hi_IN"/>
-        </w:rPr>
-      </w:r>
-      <w:hyperlink r:id="rId16">
-        <w:r>
-          <w:rPr>
-            <w:lang w:val="hi_IN" w:bidi="hi_IN"/>
-          </w:rPr>
-          <w:rPr>
-            <w:color w:val="0000EE"/>
-            <w:u w:val="single"/>
-          </w:rPr>
-          <w:t>जकर्याह 09:5–7</w:t>
-        </w:r>
-      </w:hyperlink>
+      <w:r>
+        <w:rPr>
+          <w:lang w:val="hi_IN" w:bidi="hi_IN"/>
+        </w:rPr>
+        <w:t>1 शमूएल 05:10</w:t>
+      </w:r>
+    </w:p>
+    <w:p>
+      <w:pPr>
+        <w:pStyle w:val="ListBullet"/>
+        <w:spacing w:line="240" w:lineRule="auto"/>
+        <w:ind w:left="720"/>
+      </w:pPr>
+      <w:r>
+        <w:rPr>
+          <w:lang w:val="hi_IN" w:bidi="hi_IN"/>
+        </w:rPr>
+      </w:r>
+      <w:r>
+        <w:rPr>
+          <w:lang w:val="hi_IN" w:bidi="hi_IN"/>
+        </w:rPr>
+        <w:t>यहोशू 13:2–3</w:t>
+      </w:r>
+    </w:p>
+    <w:p>
+      <w:pPr>
+        <w:pStyle w:val="ListBullet"/>
+        <w:spacing w:line="240" w:lineRule="auto"/>
+        <w:ind w:left="720"/>
+      </w:pPr>
+      <w:r>
+        <w:rPr>
+          <w:lang w:val="hi_IN" w:bidi="hi_IN"/>
+        </w:rPr>
+      </w:r>
+      <w:r>
+        <w:rPr>
+          <w:lang w:val="hi_IN" w:bidi="hi_IN"/>
+        </w:rPr>
+        <w:t>न्यायियों 01:18–19</w:t>
+      </w:r>
+    </w:p>
+    <w:p>
+      <w:pPr>
+        <w:pStyle w:val="ListBullet"/>
+        <w:spacing w:line="240" w:lineRule="auto"/>
+        <w:ind w:left="720"/>
+      </w:pPr>
+      <w:r>
+        <w:rPr>
+          <w:lang w:val="hi_IN" w:bidi="hi_IN"/>
+        </w:rPr>
+      </w:r>
+      <w:r>
+        <w:rPr>
+          <w:lang w:val="hi_IN" w:bidi="hi_IN"/>
+        </w:rPr>
+        <w:t>जकर्याह 09:5–7</w:t>
+      </w:r>
     </w:p>
     <w:p>
       <w:pPr>
@@ -778,66 +754,48 @@
           <w:lang w:val="hi_IN" w:bidi="hi_IN"/>
         </w:rPr>
       </w:r>
-      <w:hyperlink r:id="rId17">
-        <w:r>
-          <w:rPr>
-            <w:lang w:val="hi_IN" w:bidi="hi_IN"/>
-          </w:rPr>
-          <w:rPr>
-            <w:color w:val="0000EE"/>
-            <w:u w:val="single"/>
-          </w:rPr>
-          <w:t>एज्रा 7:6</w:t>
-        </w:r>
-      </w:hyperlink>
-    </w:p>
-    <w:p>
-      <w:pPr>
-        <w:pStyle w:val="ListBullet"/>
-        <w:spacing w:line="240" w:lineRule="auto"/>
-        <w:ind w:left="720"/>
-      </w:pPr>
-      <w:r>
-        <w:rPr>
-          <w:lang w:val="hi_IN" w:bidi="hi_IN"/>
-        </w:rPr>
-      </w:r>
-      <w:hyperlink r:id="rId18">
-        <w:r>
-          <w:rPr>
-            <w:lang w:val="hi_IN" w:bidi="hi_IN"/>
-          </w:rPr>
-          <w:rPr>
-            <w:color w:val="0000EE"/>
-            <w:u w:val="single"/>
-          </w:rPr>
-          <w:t>नहेम्याह 8:1–3</w:t>
-        </w:r>
-      </w:hyperlink>
-    </w:p>
-    <w:p>
-      <w:pPr>
-        <w:pStyle w:val="ListBullet"/>
-        <w:spacing w:line="240" w:lineRule="auto"/>
-        <w:ind w:left="720"/>
-      </w:pPr>
-      <w:r>
-        <w:rPr>
-          <w:lang w:val="hi_IN" w:bidi="hi_IN"/>
-        </w:rPr>
-      </w:r>
-      <w:hyperlink r:id="rId19">
-        <w:r>
-          <w:rPr>
-            <w:lang w:val="hi_IN" w:bidi="hi_IN"/>
-          </w:rPr>
-          <w:rPr>
-            <w:color w:val="0000EE"/>
-            <w:u w:val="single"/>
-          </w:rPr>
-          <w:t>नहेम्याह 12:1</w:t>
-        </w:r>
-      </w:hyperlink>
+      <w:r>
+        <w:rPr>
+          <w:lang w:val="hi_IN" w:bidi="hi_IN"/>
+        </w:rPr>
+        <w:t>एज्रा 7:6</w:t>
+      </w:r>
+    </w:p>
+    <w:p>
+      <w:pPr>
+        <w:pStyle w:val="ListBullet"/>
+        <w:spacing w:line="240" w:lineRule="auto"/>
+        <w:ind w:left="720"/>
+      </w:pPr>
+      <w:r>
+        <w:rPr>
+          <w:lang w:val="hi_IN" w:bidi="hi_IN"/>
+        </w:rPr>
+      </w:r>
+      <w:r>
+        <w:rPr>
+          <w:lang w:val="hi_IN" w:bidi="hi_IN"/>
+        </w:rPr>
+        <w:t>नहेम्याह 8:1–3</w:t>
+      </w:r>
+    </w:p>
+    <w:p>
+      <w:pPr>
+        <w:pStyle w:val="ListBullet"/>
+        <w:spacing w:line="240" w:lineRule="auto"/>
+        <w:ind w:left="720"/>
+      </w:pPr>
+      <w:r>
+        <w:rPr>
+          <w:lang w:val="hi_IN" w:bidi="hi_IN"/>
+        </w:rPr>
+      </w:r>
+      <w:r>
+        <w:rPr>
+          <w:lang w:val="hi_IN" w:bidi="hi_IN"/>
+        </w:rPr>
+        <w:t>नहेम्याह 12:1</w:t>
+      </w:r>
     </w:p>
     <w:p>
       <w:pPr>
@@ -1127,138 +1085,102 @@
           <w:lang w:val="hi_IN" w:bidi="hi_IN"/>
         </w:rPr>
       </w:r>
-      <w:hyperlink r:id="rId20">
-        <w:r>
-          <w:rPr>
-            <w:lang w:val="hi_IN" w:bidi="hi_IN"/>
-          </w:rPr>
-          <w:rPr>
-            <w:color w:val="0000EE"/>
-            <w:u w:val="single"/>
-          </w:rPr>
-          <w:t>उत्पत्ति 25:30</w:t>
-        </w:r>
-      </w:hyperlink>
-    </w:p>
-    <w:p>
-      <w:pPr>
-        <w:pStyle w:val="ListBullet"/>
-        <w:spacing w:line="240" w:lineRule="auto"/>
-        <w:ind w:left="720"/>
-      </w:pPr>
-      <w:r>
-        <w:rPr>
-          <w:lang w:val="hi_IN" w:bidi="hi_IN"/>
-        </w:rPr>
-      </w:r>
-      <w:hyperlink r:id="rId21">
-        <w:r>
-          <w:rPr>
-            <w:lang w:val="hi_IN" w:bidi="hi_IN"/>
-          </w:rPr>
-          <w:rPr>
-            <w:color w:val="0000EE"/>
-            <w:u w:val="single"/>
-          </w:rPr>
-          <w:t>उत्पत्ति 32:3</w:t>
-        </w:r>
-      </w:hyperlink>
-    </w:p>
-    <w:p>
-      <w:pPr>
-        <w:pStyle w:val="ListBullet"/>
-        <w:spacing w:line="240" w:lineRule="auto"/>
-        <w:ind w:left="720"/>
-      </w:pPr>
-      <w:r>
-        <w:rPr>
-          <w:lang w:val="hi_IN" w:bidi="hi_IN"/>
-        </w:rPr>
-      </w:r>
-      <w:hyperlink r:id="rId22">
-        <w:r>
-          <w:rPr>
-            <w:lang w:val="hi_IN" w:bidi="hi_IN"/>
-          </w:rPr>
-          <w:rPr>
-            <w:color w:val="0000EE"/>
-            <w:u w:val="single"/>
-          </w:rPr>
-          <w:t>उत्पत्ति 36:1</w:t>
-        </w:r>
-      </w:hyperlink>
-    </w:p>
-    <w:p>
-      <w:pPr>
-        <w:pStyle w:val="ListBullet"/>
-        <w:spacing w:line="240" w:lineRule="auto"/>
-        <w:ind w:left="720"/>
-      </w:pPr>
-      <w:r>
-        <w:rPr>
-          <w:lang w:val="hi_IN" w:bidi="hi_IN"/>
-        </w:rPr>
-      </w:r>
-      <w:hyperlink r:id="rId23">
-        <w:r>
-          <w:rPr>
-            <w:lang w:val="hi_IN" w:bidi="hi_IN"/>
-          </w:rPr>
-          <w:rPr>
-            <w:color w:val="0000EE"/>
-            <w:u w:val="single"/>
-          </w:rPr>
-          <w:t>यशायाह 11:14–15</w:t>
-        </w:r>
-      </w:hyperlink>
-    </w:p>
-    <w:p>
-      <w:pPr>
-        <w:pStyle w:val="ListBullet"/>
-        <w:spacing w:line="240" w:lineRule="auto"/>
-        <w:ind w:left="720"/>
-      </w:pPr>
-      <w:r>
-        <w:rPr>
-          <w:lang w:val="hi_IN" w:bidi="hi_IN"/>
-        </w:rPr>
-      </w:r>
-      <w:hyperlink r:id="rId24">
-        <w:r>
-          <w:rPr>
-            <w:lang w:val="hi_IN" w:bidi="hi_IN"/>
-          </w:rPr>
-          <w:rPr>
-            <w:color w:val="0000EE"/>
-            <w:u w:val="single"/>
-          </w:rPr>
-          <w:t>यहोशू 11:16–17</w:t>
-        </w:r>
-      </w:hyperlink>
-    </w:p>
-    <w:p>
-      <w:pPr>
-        <w:pStyle w:val="ListBullet"/>
-        <w:spacing w:line="240" w:lineRule="auto"/>
-        <w:ind w:left="720"/>
-      </w:pPr>
-      <w:r>
-        <w:rPr>
-          <w:lang w:val="hi_IN" w:bidi="hi_IN"/>
-        </w:rPr>
-      </w:r>
-      <w:hyperlink r:id="rId25">
-        <w:r>
-          <w:rPr>
-            <w:lang w:val="hi_IN" w:bidi="hi_IN"/>
-          </w:rPr>
-          <w:rPr>
-            <w:color w:val="0000EE"/>
-            <w:u w:val="single"/>
-          </w:rPr>
-          <w:t>ओबद्याह 01:2</w:t>
-        </w:r>
-      </w:hyperlink>
+      <w:r>
+        <w:rPr>
+          <w:lang w:val="hi_IN" w:bidi="hi_IN"/>
+        </w:rPr>
+        <w:t>उत्पत्ति 25:30</w:t>
+      </w:r>
+    </w:p>
+    <w:p>
+      <w:pPr>
+        <w:pStyle w:val="ListBullet"/>
+        <w:spacing w:line="240" w:lineRule="auto"/>
+        <w:ind w:left="720"/>
+      </w:pPr>
+      <w:r>
+        <w:rPr>
+          <w:lang w:val="hi_IN" w:bidi="hi_IN"/>
+        </w:rPr>
+      </w:r>
+      <w:r>
+        <w:rPr>
+          <w:lang w:val="hi_IN" w:bidi="hi_IN"/>
+        </w:rPr>
+        <w:t>उत्पत्ति 32:3</w:t>
+      </w:r>
+    </w:p>
+    <w:p>
+      <w:pPr>
+        <w:pStyle w:val="ListBullet"/>
+        <w:spacing w:line="240" w:lineRule="auto"/>
+        <w:ind w:left="720"/>
+      </w:pPr>
+      <w:r>
+        <w:rPr>
+          <w:lang w:val="hi_IN" w:bidi="hi_IN"/>
+        </w:rPr>
+      </w:r>
+      <w:r>
+        <w:rPr>
+          <w:lang w:val="hi_IN" w:bidi="hi_IN"/>
+        </w:rPr>
+        <w:t>उत्पत्ति 36:1</w:t>
+      </w:r>
+    </w:p>
+    <w:p>
+      <w:pPr>
+        <w:pStyle w:val="ListBullet"/>
+        <w:spacing w:line="240" w:lineRule="auto"/>
+        <w:ind w:left="720"/>
+      </w:pPr>
+      <w:r>
+        <w:rPr>
+          <w:lang w:val="hi_IN" w:bidi="hi_IN"/>
+        </w:rPr>
+      </w:r>
+      <w:r>
+        <w:rPr>
+          <w:lang w:val="hi_IN" w:bidi="hi_IN"/>
+        </w:rPr>
+        <w:t>यशायाह 11:14–15</w:t>
+      </w:r>
+    </w:p>
+    <w:p>
+      <w:pPr>
+        <w:pStyle w:val="ListBullet"/>
+        <w:spacing w:line="240" w:lineRule="auto"/>
+        <w:ind w:left="720"/>
+      </w:pPr>
+      <w:r>
+        <w:rPr>
+          <w:lang w:val="hi_IN" w:bidi="hi_IN"/>
+        </w:rPr>
+      </w:r>
+      <w:r>
+        <w:rPr>
+          <w:lang w:val="hi_IN" w:bidi="hi_IN"/>
+        </w:rPr>
+        <w:t>यहोशू 11:16–17</w:t>
+      </w:r>
+    </w:p>
+    <w:p>
+      <w:pPr>
+        <w:pStyle w:val="ListBullet"/>
+        <w:spacing w:line="240" w:lineRule="auto"/>
+        <w:ind w:left="720"/>
+      </w:pPr>
+      <w:r>
+        <w:rPr>
+          <w:lang w:val="hi_IN" w:bidi="hi_IN"/>
+        </w:rPr>
+      </w:r>
+      <w:r>
+        <w:rPr>
+          <w:lang w:val="hi_IN" w:bidi="hi_IN"/>
+        </w:rPr>
+        <w:t>ओबद्याह 01:2</w:t>
+      </w:r>
     </w:p>
     <w:p>
       <w:pPr>
@@ -1560,42 +1482,30 @@
           <w:lang w:val="hi_IN" w:bidi="hi_IN"/>
         </w:rPr>
       </w:r>
-      <w:hyperlink r:id="rId26">
-        <w:r>
-          <w:rPr>
-            <w:lang w:val="hi_IN" w:bidi="hi_IN"/>
-          </w:rPr>
-          <w:rPr>
-            <w:color w:val="0000EE"/>
-            <w:u w:val="single"/>
-          </w:rPr>
-          <w:t>2 इतिहास 20:1–2</w:t>
-        </w:r>
-      </w:hyperlink>
-    </w:p>
-    <w:p>
-      <w:pPr>
-        <w:pStyle w:val="ListBullet"/>
-        <w:spacing w:line="240" w:lineRule="auto"/>
-        <w:ind w:left="720"/>
-      </w:pPr>
-      <w:r>
-        <w:rPr>
-          <w:lang w:val="hi_IN" w:bidi="hi_IN"/>
-        </w:rPr>
-      </w:r>
-      <w:hyperlink r:id="rId27">
-        <w:r>
-          <w:rPr>
-            <w:lang w:val="hi_IN" w:bidi="hi_IN"/>
-          </w:rPr>
-          <w:rPr>
-            <w:color w:val="0000EE"/>
-            <w:u w:val="single"/>
-          </w:rPr>
-          <w:t>श्रेष्ठगीत 01:12–14</w:t>
-        </w:r>
-      </w:hyperlink>
+      <w:r>
+        <w:rPr>
+          <w:lang w:val="hi_IN" w:bidi="hi_IN"/>
+        </w:rPr>
+        <w:t>2 इतिहास 20:1–2</w:t>
+      </w:r>
+    </w:p>
+    <w:p>
+      <w:pPr>
+        <w:pStyle w:val="ListBullet"/>
+        <w:spacing w:line="240" w:lineRule="auto"/>
+        <w:ind w:left="720"/>
+      </w:pPr>
+      <w:r>
+        <w:rPr>
+          <w:lang w:val="hi_IN" w:bidi="hi_IN"/>
+        </w:rPr>
+      </w:r>
+      <w:r>
+        <w:rPr>
+          <w:lang w:val="hi_IN" w:bidi="hi_IN"/>
+        </w:rPr>
+        <w:t>श्रेष्ठगीत 01:12–14</w:t>
+      </w:r>
     </w:p>
     <w:p>
       <w:pPr>
@@ -1805,114 +1715,84 @@
           <w:lang w:val="hi_IN" w:bidi="hi_IN"/>
         </w:rPr>
       </w:r>
-      <w:hyperlink r:id="rId13">
-        <w:r>
-          <w:rPr>
-            <w:lang w:val="hi_IN" w:bidi="hi_IN"/>
-          </w:rPr>
-          <w:rPr>
-            <w:color w:val="0000EE"/>
-            <w:u w:val="single"/>
-          </w:rPr>
-          <w:t>1 शमूएल 02:18–19</w:t>
-        </w:r>
-      </w:hyperlink>
-    </w:p>
-    <w:p>
-      <w:pPr>
-        <w:pStyle w:val="ListBullet"/>
-        <w:spacing w:line="240" w:lineRule="auto"/>
-        <w:ind w:left="720"/>
-      </w:pPr>
-      <w:r>
-        <w:rPr>
-          <w:lang w:val="hi_IN" w:bidi="hi_IN"/>
-        </w:rPr>
-      </w:r>
-      <w:hyperlink r:id="rId28">
-        <w:r>
-          <w:rPr>
-            <w:lang w:val="hi_IN" w:bidi="hi_IN"/>
-          </w:rPr>
-          <w:rPr>
-            <w:color w:val="0000EE"/>
-            <w:u w:val="single"/>
-          </w:rPr>
-          <w:t>निर्गमन 28:4–5</w:t>
-        </w:r>
-      </w:hyperlink>
-    </w:p>
-    <w:p>
-      <w:pPr>
-        <w:pStyle w:val="ListBullet"/>
-        <w:spacing w:line="240" w:lineRule="auto"/>
-        <w:ind w:left="720"/>
-      </w:pPr>
-      <w:r>
-        <w:rPr>
-          <w:lang w:val="hi_IN" w:bidi="hi_IN"/>
-        </w:rPr>
-      </w:r>
-      <w:hyperlink r:id="rId29">
-        <w:r>
-          <w:rPr>
-            <w:lang w:val="hi_IN" w:bidi="hi_IN"/>
-          </w:rPr>
-          <w:rPr>
-            <w:color w:val="0000EE"/>
-            <w:u w:val="single"/>
-          </w:rPr>
-          <w:t>होशे 03:4–5</w:t>
-        </w:r>
-      </w:hyperlink>
-    </w:p>
-    <w:p>
-      <w:pPr>
-        <w:pStyle w:val="ListBullet"/>
-        <w:spacing w:line="240" w:lineRule="auto"/>
-        <w:ind w:left="720"/>
-      </w:pPr>
-      <w:r>
-        <w:rPr>
-          <w:lang w:val="hi_IN" w:bidi="hi_IN"/>
-        </w:rPr>
-      </w:r>
-      <w:hyperlink r:id="rId30">
-        <w:r>
-          <w:rPr>
-            <w:lang w:val="hi_IN" w:bidi="hi_IN"/>
-          </w:rPr>
-          <w:rPr>
-            <w:color w:val="0000EE"/>
-            <w:u w:val="single"/>
-          </w:rPr>
-          <w:t>न्यायियों 08:27–28</w:t>
-        </w:r>
-      </w:hyperlink>
-    </w:p>
-    <w:p>
-      <w:pPr>
-        <w:pStyle w:val="ListBullet"/>
-        <w:spacing w:line="240" w:lineRule="auto"/>
-        <w:ind w:left="720"/>
-      </w:pPr>
-      <w:r>
-        <w:rPr>
-          <w:lang w:val="hi_IN" w:bidi="hi_IN"/>
-        </w:rPr>
-      </w:r>
-      <w:hyperlink r:id="rId31">
-        <w:r>
-          <w:rPr>
-            <w:lang w:val="hi_IN" w:bidi="hi_IN"/>
-          </w:rPr>
-          <w:rPr>
-            <w:color w:val="0000EE"/>
-            <w:u w:val="single"/>
-          </w:rPr>
-          <w:t>लैव्यव्यवस्था 08:6–7</w:t>
-        </w:r>
-      </w:hyperlink>
+      <w:r>
+        <w:rPr>
+          <w:lang w:val="hi_IN" w:bidi="hi_IN"/>
+        </w:rPr>
+        <w:t>1 शमूएल 02:18–19</w:t>
+      </w:r>
+    </w:p>
+    <w:p>
+      <w:pPr>
+        <w:pStyle w:val="ListBullet"/>
+        <w:spacing w:line="240" w:lineRule="auto"/>
+        <w:ind w:left="720"/>
+      </w:pPr>
+      <w:r>
+        <w:rPr>
+          <w:lang w:val="hi_IN" w:bidi="hi_IN"/>
+        </w:rPr>
+      </w:r>
+      <w:r>
+        <w:rPr>
+          <w:lang w:val="hi_IN" w:bidi="hi_IN"/>
+        </w:rPr>
+        <w:t>निर्गमन 28:4–5</w:t>
+      </w:r>
+    </w:p>
+    <w:p>
+      <w:pPr>
+        <w:pStyle w:val="ListBullet"/>
+        <w:spacing w:line="240" w:lineRule="auto"/>
+        <w:ind w:left="720"/>
+      </w:pPr>
+      <w:r>
+        <w:rPr>
+          <w:lang w:val="hi_IN" w:bidi="hi_IN"/>
+        </w:rPr>
+      </w:r>
+      <w:r>
+        <w:rPr>
+          <w:lang w:val="hi_IN" w:bidi="hi_IN"/>
+        </w:rPr>
+        <w:t>होशे 03:4–5</w:t>
+      </w:r>
+    </w:p>
+    <w:p>
+      <w:pPr>
+        <w:pStyle w:val="ListBullet"/>
+        <w:spacing w:line="240" w:lineRule="auto"/>
+        <w:ind w:left="720"/>
+      </w:pPr>
+      <w:r>
+        <w:rPr>
+          <w:lang w:val="hi_IN" w:bidi="hi_IN"/>
+        </w:rPr>
+      </w:r>
+      <w:r>
+        <w:rPr>
+          <w:lang w:val="hi_IN" w:bidi="hi_IN"/>
+        </w:rPr>
+        <w:t>न्यायियों 08:27–28</w:t>
+      </w:r>
+    </w:p>
+    <w:p>
+      <w:pPr>
+        <w:pStyle w:val="ListBullet"/>
+        <w:spacing w:line="240" w:lineRule="auto"/>
+        <w:ind w:left="720"/>
+      </w:pPr>
+      <w:r>
+        <w:rPr>
+          <w:lang w:val="hi_IN" w:bidi="hi_IN"/>
+        </w:rPr>
+      </w:r>
+      <w:r>
+        <w:rPr>
+          <w:lang w:val="hi_IN" w:bidi="hi_IN"/>
+        </w:rPr>
+        <w:t>लैव्यव्यवस्था 08:6–7</w:t>
+      </w:r>
     </w:p>
     <w:p>
       <w:pPr>
@@ -2395,138 +2275,102 @@
           <w:lang w:val="hi_IN" w:bidi="hi_IN"/>
         </w:rPr>
       </w:r>
-      <w:hyperlink r:id="rId32">
-        <w:r>
-          <w:rPr>
-            <w:lang w:val="hi_IN" w:bidi="hi_IN"/>
-          </w:rPr>
-          <w:rPr>
-            <w:color w:val="0000EE"/>
-            <w:u w:val="single"/>
-          </w:rPr>
-          <w:t>1 इतिहास 6:66–69</w:t>
-        </w:r>
-      </w:hyperlink>
-    </w:p>
-    <w:p>
-      <w:pPr>
-        <w:pStyle w:val="ListBullet"/>
-        <w:spacing w:line="240" w:lineRule="auto"/>
-        <w:ind w:left="720"/>
-      </w:pPr>
-      <w:r>
-        <w:rPr>
-          <w:lang w:val="hi_IN" w:bidi="hi_IN"/>
-        </w:rPr>
-      </w:r>
-      <w:hyperlink r:id="rId26">
-        <w:r>
-          <w:rPr>
-            <w:lang w:val="hi_IN" w:bidi="hi_IN"/>
-          </w:rPr>
-          <w:rPr>
-            <w:color w:val="0000EE"/>
-            <w:u w:val="single"/>
-          </w:rPr>
-          <w:t>2 इतिहास 13:4–5</w:t>
-        </w:r>
-      </w:hyperlink>
-    </w:p>
-    <w:p>
-      <w:pPr>
-        <w:pStyle w:val="ListBullet"/>
-        <w:spacing w:line="240" w:lineRule="auto"/>
-        <w:ind w:left="720"/>
-      </w:pPr>
-      <w:r>
-        <w:rPr>
-          <w:lang w:val="hi_IN" w:bidi="hi_IN"/>
-        </w:rPr>
-      </w:r>
-      <w:hyperlink r:id="rId33">
-        <w:r>
-          <w:rPr>
-            <w:lang w:val="hi_IN" w:bidi="hi_IN"/>
-          </w:rPr>
-          <w:rPr>
-            <w:color w:val="0000EE"/>
-            <w:u w:val="single"/>
-          </w:rPr>
-          <w:t>यहेजकेल 37:16</w:t>
-        </w:r>
-      </w:hyperlink>
-    </w:p>
-    <w:p>
-      <w:pPr>
-        <w:pStyle w:val="ListBullet"/>
-        <w:spacing w:line="240" w:lineRule="auto"/>
-        <w:ind w:left="720"/>
-      </w:pPr>
-      <w:r>
-        <w:rPr>
-          <w:lang w:val="hi_IN" w:bidi="hi_IN"/>
-        </w:rPr>
-      </w:r>
-      <w:hyperlink r:id="rId34">
-        <w:r>
-          <w:rPr>
-            <w:lang w:val="hi_IN" w:bidi="hi_IN"/>
-          </w:rPr>
-          <w:rPr>
-            <w:color w:val="0000EE"/>
-            <w:u w:val="single"/>
-          </w:rPr>
-          <w:t>उत्पत्ति 41:52</w:t>
-        </w:r>
-      </w:hyperlink>
-    </w:p>
-    <w:p>
-      <w:pPr>
-        <w:pStyle w:val="ListBullet"/>
-        <w:spacing w:line="240" w:lineRule="auto"/>
-        <w:ind w:left="720"/>
-      </w:pPr>
-      <w:r>
-        <w:rPr>
-          <w:lang w:val="hi_IN" w:bidi="hi_IN"/>
-        </w:rPr>
-      </w:r>
-      <w:hyperlink r:id="rId35">
-        <w:r>
-          <w:rPr>
-            <w:lang w:val="hi_IN" w:bidi="hi_IN"/>
-          </w:rPr>
-          <w:rPr>
-            <w:color w:val="0000EE"/>
-            <w:u w:val="single"/>
-          </w:rPr>
-          <w:t>उत्पत्ति 48:1–2</w:t>
-        </w:r>
-      </w:hyperlink>
-    </w:p>
-    <w:p>
-      <w:pPr>
-        <w:pStyle w:val="ListBullet"/>
-        <w:spacing w:line="240" w:lineRule="auto"/>
-        <w:ind w:left="720"/>
-      </w:pPr>
-      <w:r>
-        <w:rPr>
-          <w:lang w:val="hi_IN" w:bidi="hi_IN"/>
-        </w:rPr>
-      </w:r>
-      <w:hyperlink r:id="rId36">
-        <w:r>
-          <w:rPr>
-            <w:lang w:val="hi_IN" w:bidi="hi_IN"/>
-          </w:rPr>
-          <w:rPr>
-            <w:color w:val="0000EE"/>
-            <w:u w:val="single"/>
-          </w:rPr>
-          <w:t>यूहन्ना 11:54</w:t>
-        </w:r>
-      </w:hyperlink>
+      <w:r>
+        <w:rPr>
+          <w:lang w:val="hi_IN" w:bidi="hi_IN"/>
+        </w:rPr>
+        <w:t>1 इतिहास 6:66–69</w:t>
+      </w:r>
+    </w:p>
+    <w:p>
+      <w:pPr>
+        <w:pStyle w:val="ListBullet"/>
+        <w:spacing w:line="240" w:lineRule="auto"/>
+        <w:ind w:left="720"/>
+      </w:pPr>
+      <w:r>
+        <w:rPr>
+          <w:lang w:val="hi_IN" w:bidi="hi_IN"/>
+        </w:rPr>
+      </w:r>
+      <w:r>
+        <w:rPr>
+          <w:lang w:val="hi_IN" w:bidi="hi_IN"/>
+        </w:rPr>
+        <w:t>2 इतिहास 13:4–5</w:t>
+      </w:r>
+    </w:p>
+    <w:p>
+      <w:pPr>
+        <w:pStyle w:val="ListBullet"/>
+        <w:spacing w:line="240" w:lineRule="auto"/>
+        <w:ind w:left="720"/>
+      </w:pPr>
+      <w:r>
+        <w:rPr>
+          <w:lang w:val="hi_IN" w:bidi="hi_IN"/>
+        </w:rPr>
+      </w:r>
+      <w:r>
+        <w:rPr>
+          <w:lang w:val="hi_IN" w:bidi="hi_IN"/>
+        </w:rPr>
+        <w:t>यहेजकेल 37:16</w:t>
+      </w:r>
+    </w:p>
+    <w:p>
+      <w:pPr>
+        <w:pStyle w:val="ListBullet"/>
+        <w:spacing w:line="240" w:lineRule="auto"/>
+        <w:ind w:left="720"/>
+      </w:pPr>
+      <w:r>
+        <w:rPr>
+          <w:lang w:val="hi_IN" w:bidi="hi_IN"/>
+        </w:rPr>
+      </w:r>
+      <w:r>
+        <w:rPr>
+          <w:lang w:val="hi_IN" w:bidi="hi_IN"/>
+        </w:rPr>
+        <w:t>उत्पत्ति 41:52</w:t>
+      </w:r>
+    </w:p>
+    <w:p>
+      <w:pPr>
+        <w:pStyle w:val="ListBullet"/>
+        <w:spacing w:line="240" w:lineRule="auto"/>
+        <w:ind w:left="720"/>
+      </w:pPr>
+      <w:r>
+        <w:rPr>
+          <w:lang w:val="hi_IN" w:bidi="hi_IN"/>
+        </w:rPr>
+      </w:r>
+      <w:r>
+        <w:rPr>
+          <w:lang w:val="hi_IN" w:bidi="hi_IN"/>
+        </w:rPr>
+        <w:t>उत्पत्ति 48:1–2</w:t>
+      </w:r>
+    </w:p>
+    <w:p>
+      <w:pPr>
+        <w:pStyle w:val="ListBullet"/>
+        <w:spacing w:line="240" w:lineRule="auto"/>
+        <w:ind w:left="720"/>
+      </w:pPr>
+      <w:r>
+        <w:rPr>
+          <w:lang w:val="hi_IN" w:bidi="hi_IN"/>
+        </w:rPr>
+      </w:r>
+      <w:r>
+        <w:rPr>
+          <w:lang w:val="hi_IN" w:bidi="hi_IN"/>
+        </w:rPr>
+        <w:t>यूहन्ना 11:54</w:t>
+      </w:r>
     </w:p>
     <w:p>
       <w:pPr>
@@ -2784,114 +2628,84 @@
           <w:lang w:val="hi_IN" w:bidi="hi_IN"/>
         </w:rPr>
       </w:r>
-      <w:hyperlink r:id="rId32">
-        <w:r>
-          <w:rPr>
-            <w:lang w:val="hi_IN" w:bidi="hi_IN"/>
-          </w:rPr>
-          <w:rPr>
-            <w:color w:val="0000EE"/>
-            <w:u w:val="single"/>
-          </w:rPr>
-          <w:t>1 इतिहास 27:32–34</w:t>
-        </w:r>
-      </w:hyperlink>
-    </w:p>
-    <w:p>
-      <w:pPr>
-        <w:pStyle w:val="ListBullet"/>
-        <w:spacing w:line="240" w:lineRule="auto"/>
-        <w:ind w:left="720"/>
-      </w:pPr>
-      <w:r>
-        <w:rPr>
-          <w:lang w:val="hi_IN" w:bidi="hi_IN"/>
-        </w:rPr>
-      </w:r>
-      <w:hyperlink r:id="rId37">
-        <w:r>
-          <w:rPr>
-            <w:lang w:val="hi_IN" w:bidi="hi_IN"/>
-          </w:rPr>
-          <w:rPr>
-            <w:color w:val="0000EE"/>
-            <w:u w:val="single"/>
-          </w:rPr>
-          <w:t>1 राजा 1:7</w:t>
-        </w:r>
-      </w:hyperlink>
-    </w:p>
-    <w:p>
-      <w:pPr>
-        <w:pStyle w:val="ListBullet"/>
-        <w:spacing w:line="240" w:lineRule="auto"/>
-        <w:ind w:left="720"/>
-      </w:pPr>
-      <w:r>
-        <w:rPr>
-          <w:lang w:val="hi_IN" w:bidi="hi_IN"/>
-        </w:rPr>
-      </w:r>
-      <w:hyperlink r:id="rId37">
-        <w:r>
-          <w:rPr>
-            <w:lang w:val="hi_IN" w:bidi="hi_IN"/>
-          </w:rPr>
-          <w:rPr>
-            <w:color w:val="0000EE"/>
-            <w:u w:val="single"/>
-          </w:rPr>
-          <w:t>1 राजा 2:22–23</w:t>
-        </w:r>
-      </w:hyperlink>
-    </w:p>
-    <w:p>
-      <w:pPr>
-        <w:pStyle w:val="ListBullet"/>
-        <w:spacing w:line="240" w:lineRule="auto"/>
-        <w:ind w:left="720"/>
-      </w:pPr>
-      <w:r>
-        <w:rPr>
-          <w:lang w:val="hi_IN" w:bidi="hi_IN"/>
-        </w:rPr>
-      </w:r>
-      <w:hyperlink r:id="rId38">
-        <w:r>
-          <w:rPr>
-            <w:lang w:val="hi_IN" w:bidi="hi_IN"/>
-          </w:rPr>
-          <w:rPr>
-            <w:color w:val="0000EE"/>
-            <w:u w:val="single"/>
-          </w:rPr>
-          <w:t>2 शमूएल 17:15</w:t>
-        </w:r>
-      </w:hyperlink>
-    </w:p>
-    <w:p>
-      <w:pPr>
-        <w:pStyle w:val="ListBullet"/>
-        <w:spacing w:line="240" w:lineRule="auto"/>
-        <w:ind w:left="720"/>
-      </w:pPr>
-      <w:r>
-        <w:rPr>
-          <w:lang w:val="hi_IN" w:bidi="hi_IN"/>
-        </w:rPr>
-      </w:r>
-      <w:hyperlink r:id="rId39">
-        <w:r>
-          <w:rPr>
-            <w:lang w:val="hi_IN" w:bidi="hi_IN"/>
-          </w:rPr>
-          <w:rPr>
-            <w:color w:val="0000EE"/>
-            <w:u w:val="single"/>
-          </w:rPr>
-          <w:t>मरकुस 2:25–26</w:t>
-        </w:r>
-      </w:hyperlink>
+      <w:r>
+        <w:rPr>
+          <w:lang w:val="hi_IN" w:bidi="hi_IN"/>
+        </w:rPr>
+        <w:t>1 इतिहास 27:32–34</w:t>
+      </w:r>
+    </w:p>
+    <w:p>
+      <w:pPr>
+        <w:pStyle w:val="ListBullet"/>
+        <w:spacing w:line="240" w:lineRule="auto"/>
+        <w:ind w:left="720"/>
+      </w:pPr>
+      <w:r>
+        <w:rPr>
+          <w:lang w:val="hi_IN" w:bidi="hi_IN"/>
+        </w:rPr>
+      </w:r>
+      <w:r>
+        <w:rPr>
+          <w:lang w:val="hi_IN" w:bidi="hi_IN"/>
+        </w:rPr>
+        <w:t>1 राजा 1:7</w:t>
+      </w:r>
+    </w:p>
+    <w:p>
+      <w:pPr>
+        <w:pStyle w:val="ListBullet"/>
+        <w:spacing w:line="240" w:lineRule="auto"/>
+        <w:ind w:left="720"/>
+      </w:pPr>
+      <w:r>
+        <w:rPr>
+          <w:lang w:val="hi_IN" w:bidi="hi_IN"/>
+        </w:rPr>
+      </w:r>
+      <w:r>
+        <w:rPr>
+          <w:lang w:val="hi_IN" w:bidi="hi_IN"/>
+        </w:rPr>
+        <w:t>1 राजा 2:22–23</w:t>
+      </w:r>
+    </w:p>
+    <w:p>
+      <w:pPr>
+        <w:pStyle w:val="ListBullet"/>
+        <w:spacing w:line="240" w:lineRule="auto"/>
+        <w:ind w:left="720"/>
+      </w:pPr>
+      <w:r>
+        <w:rPr>
+          <w:lang w:val="hi_IN" w:bidi="hi_IN"/>
+        </w:rPr>
+      </w:r>
+      <w:r>
+        <w:rPr>
+          <w:lang w:val="hi_IN" w:bidi="hi_IN"/>
+        </w:rPr>
+        <w:t>2 शमूएल 17:15</w:t>
+      </w:r>
+    </w:p>
+    <w:p>
+      <w:pPr>
+        <w:pStyle w:val="ListBullet"/>
+        <w:spacing w:line="240" w:lineRule="auto"/>
+        <w:ind w:left="720"/>
+      </w:pPr>
+      <w:r>
+        <w:rPr>
+          <w:lang w:val="hi_IN" w:bidi="hi_IN"/>
+        </w:rPr>
+      </w:r>
+      <w:r>
+        <w:rPr>
+          <w:lang w:val="hi_IN" w:bidi="hi_IN"/>
+        </w:rPr>
+        <w:t>मरकुस 2:25–26</w:t>
+      </w:r>
     </w:p>
     <w:p>
       <w:pPr>
@@ -3093,114 +2907,84 @@
           <w:lang w:val="hi_IN" w:bidi="hi_IN"/>
         </w:rPr>
       </w:r>
-      <w:hyperlink r:id="rId40">
-        <w:r>
-          <w:rPr>
-            <w:lang w:val="hi_IN" w:bidi="hi_IN"/>
-          </w:rPr>
-          <w:rPr>
-            <w:color w:val="0000EE"/>
-            <w:u w:val="single"/>
-          </w:rPr>
-          <w:t>आमोस 2:9</w:t>
-        </w:r>
-      </w:hyperlink>
-    </w:p>
-    <w:p>
-      <w:pPr>
-        <w:pStyle w:val="ListBullet"/>
-        <w:spacing w:line="240" w:lineRule="auto"/>
-        <w:ind w:left="720"/>
-      </w:pPr>
-      <w:r>
-        <w:rPr>
-          <w:lang w:val="hi_IN" w:bidi="hi_IN"/>
-        </w:rPr>
-      </w:r>
-      <w:hyperlink r:id="rId41">
-        <w:r>
-          <w:rPr>
-            <w:lang w:val="hi_IN" w:bidi="hi_IN"/>
-          </w:rPr>
-          <w:rPr>
-            <w:color w:val="0000EE"/>
-            <w:u w:val="single"/>
-          </w:rPr>
-          <w:t>यहेजकेल 16:3</w:t>
-        </w:r>
-      </w:hyperlink>
-    </w:p>
-    <w:p>
-      <w:pPr>
-        <w:pStyle w:val="ListBullet"/>
-        <w:spacing w:line="240" w:lineRule="auto"/>
-        <w:ind w:left="720"/>
-      </w:pPr>
-      <w:r>
-        <w:rPr>
-          <w:lang w:val="hi_IN" w:bidi="hi_IN"/>
-        </w:rPr>
-      </w:r>
-      <w:hyperlink r:id="rId42">
-        <w:r>
-          <w:rPr>
-            <w:lang w:val="hi_IN" w:bidi="hi_IN"/>
-          </w:rPr>
-          <w:rPr>
-            <w:color w:val="0000EE"/>
-            <w:u w:val="single"/>
-          </w:rPr>
-          <w:t>उत्पत्ति 10:16</w:t>
-        </w:r>
-      </w:hyperlink>
-    </w:p>
-    <w:p>
-      <w:pPr>
-        <w:pStyle w:val="ListBullet"/>
-        <w:spacing w:line="240" w:lineRule="auto"/>
-        <w:ind w:left="720"/>
-      </w:pPr>
-      <w:r>
-        <w:rPr>
-          <w:lang w:val="hi_IN" w:bidi="hi_IN"/>
-        </w:rPr>
-      </w:r>
-      <w:hyperlink r:id="rId43">
-        <w:r>
-          <w:rPr>
-            <w:lang w:val="hi_IN" w:bidi="hi_IN"/>
-          </w:rPr>
-          <w:rPr>
-            <w:color w:val="0000EE"/>
-            <w:u w:val="single"/>
-          </w:rPr>
-          <w:t>उत्पत्ति 15:14–16</w:t>
-        </w:r>
-      </w:hyperlink>
-    </w:p>
-    <w:p>
-      <w:pPr>
-        <w:pStyle w:val="ListBullet"/>
-        <w:spacing w:line="240" w:lineRule="auto"/>
-        <w:ind w:left="720"/>
-      </w:pPr>
-      <w:r>
-        <w:rPr>
-          <w:lang w:val="hi_IN" w:bidi="hi_IN"/>
-        </w:rPr>
-      </w:r>
-      <w:hyperlink r:id="rId44">
-        <w:r>
-          <w:rPr>
-            <w:lang w:val="hi_IN" w:bidi="hi_IN"/>
-          </w:rPr>
-          <w:rPr>
-            <w:color w:val="0000EE"/>
-            <w:u w:val="single"/>
-          </w:rPr>
-          <w:t>यहोशू 09:10</w:t>
-        </w:r>
-      </w:hyperlink>
+      <w:r>
+        <w:rPr>
+          <w:lang w:val="hi_IN" w:bidi="hi_IN"/>
+        </w:rPr>
+        <w:t>आमोस 2:9</w:t>
+      </w:r>
+    </w:p>
+    <w:p>
+      <w:pPr>
+        <w:pStyle w:val="ListBullet"/>
+        <w:spacing w:line="240" w:lineRule="auto"/>
+        <w:ind w:left="720"/>
+      </w:pPr>
+      <w:r>
+        <w:rPr>
+          <w:lang w:val="hi_IN" w:bidi="hi_IN"/>
+        </w:rPr>
+      </w:r>
+      <w:r>
+        <w:rPr>
+          <w:lang w:val="hi_IN" w:bidi="hi_IN"/>
+        </w:rPr>
+        <w:t>यहेजकेल 16:3</w:t>
+      </w:r>
+    </w:p>
+    <w:p>
+      <w:pPr>
+        <w:pStyle w:val="ListBullet"/>
+        <w:spacing w:line="240" w:lineRule="auto"/>
+        <w:ind w:left="720"/>
+      </w:pPr>
+      <w:r>
+        <w:rPr>
+          <w:lang w:val="hi_IN" w:bidi="hi_IN"/>
+        </w:rPr>
+      </w:r>
+      <w:r>
+        <w:rPr>
+          <w:lang w:val="hi_IN" w:bidi="hi_IN"/>
+        </w:rPr>
+        <w:t>उत्पत्ति 10:16</w:t>
+      </w:r>
+    </w:p>
+    <w:p>
+      <w:pPr>
+        <w:pStyle w:val="ListBullet"/>
+        <w:spacing w:line="240" w:lineRule="auto"/>
+        <w:ind w:left="720"/>
+      </w:pPr>
+      <w:r>
+        <w:rPr>
+          <w:lang w:val="hi_IN" w:bidi="hi_IN"/>
+        </w:rPr>
+      </w:r>
+      <w:r>
+        <w:rPr>
+          <w:lang w:val="hi_IN" w:bidi="hi_IN"/>
+        </w:rPr>
+        <w:t>उत्पत्ति 15:14–16</w:t>
+      </w:r>
+    </w:p>
+    <w:p>
+      <w:pPr>
+        <w:pStyle w:val="ListBullet"/>
+        <w:spacing w:line="240" w:lineRule="auto"/>
+        <w:ind w:left="720"/>
+      </w:pPr>
+      <w:r>
+        <w:rPr>
+          <w:lang w:val="hi_IN" w:bidi="hi_IN"/>
+        </w:rPr>
+      </w:r>
+      <w:r>
+        <w:rPr>
+          <w:lang w:val="hi_IN" w:bidi="hi_IN"/>
+        </w:rPr>
+        <w:t>यहोशू 09:10</w:t>
+      </w:r>
     </w:p>
     <w:p>
       <w:pPr>
@@ -3579,90 +3363,66 @@
           <w:lang w:val="hi_IN" w:bidi="hi_IN"/>
         </w:rPr>
       </w:r>
-      <w:hyperlink r:id="rId45">
-        <w:r>
-          <w:rPr>
-            <w:lang w:val="hi_IN" w:bidi="hi_IN"/>
-          </w:rPr>
-          <w:rPr>
-            <w:color w:val="0000EE"/>
-            <w:u w:val="single"/>
-          </w:rPr>
-          <w:t>2 राजा 18:118</w:t>
-        </w:r>
-      </w:hyperlink>
-    </w:p>
-    <w:p>
-      <w:pPr>
-        <w:pStyle w:val="ListBullet"/>
-        <w:spacing w:line="240" w:lineRule="auto"/>
-        <w:ind w:left="720"/>
-      </w:pPr>
-      <w:r>
-        <w:rPr>
-          <w:lang w:val="hi_IN" w:bidi="hi_IN"/>
-        </w:rPr>
-      </w:r>
-      <w:hyperlink r:id="rId45">
-        <w:r>
-          <w:rPr>
-            <w:lang w:val="hi_IN" w:bidi="hi_IN"/>
-          </w:rPr>
-          <w:rPr>
-            <w:color w:val="0000EE"/>
-            <w:u w:val="single"/>
-          </w:rPr>
-          <w:t>2 राजा 18:26</w:t>
-        </w:r>
-      </w:hyperlink>
-    </w:p>
-    <w:p>
-      <w:pPr>
-        <w:pStyle w:val="ListBullet"/>
-        <w:spacing w:line="240" w:lineRule="auto"/>
-        <w:ind w:left="720"/>
-      </w:pPr>
-      <w:r>
-        <w:rPr>
-          <w:lang w:val="hi_IN" w:bidi="hi_IN"/>
-        </w:rPr>
-      </w:r>
-      <w:hyperlink r:id="rId45">
-        <w:r>
-          <w:rPr>
-            <w:lang w:val="hi_IN" w:bidi="hi_IN"/>
-          </w:rPr>
-          <w:rPr>
-            <w:color w:val="0000EE"/>
-            <w:u w:val="single"/>
-          </w:rPr>
-          <w:t>2 राजा 18:37</w:t>
-        </w:r>
-      </w:hyperlink>
-    </w:p>
-    <w:p>
-      <w:pPr>
-        <w:pStyle w:val="ListBullet"/>
-        <w:spacing w:line="240" w:lineRule="auto"/>
-        <w:ind w:left="720"/>
-      </w:pPr>
-      <w:r>
-        <w:rPr>
-          <w:lang w:val="hi_IN" w:bidi="hi_IN"/>
-        </w:rPr>
-      </w:r>
-      <w:hyperlink r:id="rId45">
-        <w:r>
-          <w:rPr>
-            <w:lang w:val="hi_IN" w:bidi="hi_IN"/>
-          </w:rPr>
-          <w:rPr>
-            <w:color w:val="0000EE"/>
-            <w:u w:val="single"/>
-          </w:rPr>
-          <w:t>2 राजा 12:34–35</w:t>
-        </w:r>
-      </w:hyperlink>
+      <w:r>
+        <w:rPr>
+          <w:lang w:val="hi_IN" w:bidi="hi_IN"/>
+        </w:rPr>
+        <w:t>2 राजा 18:118</w:t>
+      </w:r>
+    </w:p>
+    <w:p>
+      <w:pPr>
+        <w:pStyle w:val="ListBullet"/>
+        <w:spacing w:line="240" w:lineRule="auto"/>
+        <w:ind w:left="720"/>
+      </w:pPr>
+      <w:r>
+        <w:rPr>
+          <w:lang w:val="hi_IN" w:bidi="hi_IN"/>
+        </w:rPr>
+      </w:r>
+      <w:r>
+        <w:rPr>
+          <w:lang w:val="hi_IN" w:bidi="hi_IN"/>
+        </w:rPr>
+        <w:t>2 राजा 18:26</w:t>
+      </w:r>
+    </w:p>
+    <w:p>
+      <w:pPr>
+        <w:pStyle w:val="ListBullet"/>
+        <w:spacing w:line="240" w:lineRule="auto"/>
+        <w:ind w:left="720"/>
+      </w:pPr>
+      <w:r>
+        <w:rPr>
+          <w:lang w:val="hi_IN" w:bidi="hi_IN"/>
+        </w:rPr>
+      </w:r>
+      <w:r>
+        <w:rPr>
+          <w:lang w:val="hi_IN" w:bidi="hi_IN"/>
+        </w:rPr>
+        <w:t>2 राजा 18:37</w:t>
+      </w:r>
+    </w:p>
+    <w:p>
+      <w:pPr>
+        <w:pStyle w:val="ListBullet"/>
+        <w:spacing w:line="240" w:lineRule="auto"/>
+        <w:ind w:left="720"/>
+      </w:pPr>
+      <w:r>
+        <w:rPr>
+          <w:lang w:val="hi_IN" w:bidi="hi_IN"/>
+        </w:rPr>
+      </w:r>
+      <w:r>
+        <w:rPr>
+          <w:lang w:val="hi_IN" w:bidi="hi_IN"/>
+        </w:rPr>
+        <w:t>2 राजा 12:34–35</w:t>
+      </w:r>
     </w:p>
     <w:p>
       <w:pPr>
@@ -3862,90 +3622,66 @@
           <w:lang w:val="hi_IN" w:bidi="hi_IN"/>
         </w:rPr>
       </w:r>
-      <w:hyperlink r:id="rId32">
-        <w:r>
-          <w:rPr>
-            <w:lang w:val="hi_IN" w:bidi="hi_IN"/>
-          </w:rPr>
-          <w:rPr>
-            <w:color w:val="0000EE"/>
-            <w:u w:val="single"/>
-          </w:rPr>
-          <w:t>1 इतिहास 01:17–19</w:t>
-        </w:r>
-      </w:hyperlink>
-    </w:p>
-    <w:p>
-      <w:pPr>
-        <w:pStyle w:val="ListBullet"/>
-        <w:spacing w:line="240" w:lineRule="auto"/>
-        <w:ind w:left="720"/>
-      </w:pPr>
-      <w:r>
-        <w:rPr>
-          <w:lang w:val="hi_IN" w:bidi="hi_IN"/>
-        </w:rPr>
-      </w:r>
-      <w:hyperlink r:id="rId46">
-        <w:r>
-          <w:rPr>
-            <w:lang w:val="hi_IN" w:bidi="hi_IN"/>
-          </w:rPr>
-          <w:rPr>
-            <w:color w:val="0000EE"/>
-            <w:u w:val="single"/>
-          </w:rPr>
-          <w:t>प्रे.का. 02:8–11</w:t>
-        </w:r>
-      </w:hyperlink>
-    </w:p>
-    <w:p>
-      <w:pPr>
-        <w:pStyle w:val="ListBullet"/>
-        <w:spacing w:line="240" w:lineRule="auto"/>
-        <w:ind w:left="720"/>
-      </w:pPr>
-      <w:r>
-        <w:rPr>
-          <w:lang w:val="hi_IN" w:bidi="hi_IN"/>
-        </w:rPr>
-      </w:r>
-      <w:hyperlink r:id="rId47">
-        <w:r>
-          <w:rPr>
-            <w:lang w:val="hi_IN" w:bidi="hi_IN"/>
-          </w:rPr>
-          <w:rPr>
-            <w:color w:val="0000EE"/>
-            <w:u w:val="single"/>
-          </w:rPr>
-          <w:t>एज्रा 08:4–7</w:t>
-        </w:r>
-      </w:hyperlink>
-    </w:p>
-    <w:p>
-      <w:pPr>
-        <w:pStyle w:val="ListBullet"/>
-        <w:spacing w:line="240" w:lineRule="auto"/>
-        <w:ind w:left="720"/>
-      </w:pPr>
-      <w:r>
-        <w:rPr>
-          <w:lang w:val="hi_IN" w:bidi="hi_IN"/>
-        </w:rPr>
-      </w:r>
-      <w:hyperlink r:id="rId48">
-        <w:r>
-          <w:rPr>
-            <w:lang w:val="hi_IN" w:bidi="hi_IN"/>
-          </w:rPr>
-          <w:rPr>
-            <w:color w:val="0000EE"/>
-            <w:u w:val="single"/>
-          </w:rPr>
-          <w:t>यशायाह 22:5–7</w:t>
-        </w:r>
-      </w:hyperlink>
+      <w:r>
+        <w:rPr>
+          <w:lang w:val="hi_IN" w:bidi="hi_IN"/>
+        </w:rPr>
+        <w:t>1 इतिहास 01:17–19</w:t>
+      </w:r>
+    </w:p>
+    <w:p>
+      <w:pPr>
+        <w:pStyle w:val="ListBullet"/>
+        <w:spacing w:line="240" w:lineRule="auto"/>
+        <w:ind w:left="720"/>
+      </w:pPr>
+      <w:r>
+        <w:rPr>
+          <w:lang w:val="hi_IN" w:bidi="hi_IN"/>
+        </w:rPr>
+      </w:r>
+      <w:r>
+        <w:rPr>
+          <w:lang w:val="hi_IN" w:bidi="hi_IN"/>
+        </w:rPr>
+        <w:t>प्रे.का. 02:8–11</w:t>
+      </w:r>
+    </w:p>
+    <w:p>
+      <w:pPr>
+        <w:pStyle w:val="ListBullet"/>
+        <w:spacing w:line="240" w:lineRule="auto"/>
+        <w:ind w:left="720"/>
+      </w:pPr>
+      <w:r>
+        <w:rPr>
+          <w:lang w:val="hi_IN" w:bidi="hi_IN"/>
+        </w:rPr>
+      </w:r>
+      <w:r>
+        <w:rPr>
+          <w:lang w:val="hi_IN" w:bidi="hi_IN"/>
+        </w:rPr>
+        <w:t>एज्रा 08:4–7</w:t>
+      </w:r>
+    </w:p>
+    <w:p>
+      <w:pPr>
+        <w:pStyle w:val="ListBullet"/>
+        <w:spacing w:line="240" w:lineRule="auto"/>
+        <w:ind w:left="720"/>
+      </w:pPr>
+      <w:r>
+        <w:rPr>
+          <w:lang w:val="hi_IN" w:bidi="hi_IN"/>
+        </w:rPr>
+      </w:r>
+      <w:r>
+        <w:rPr>
+          <w:lang w:val="hi_IN" w:bidi="hi_IN"/>
+        </w:rPr>
+        <w:t>यशायाह 22:5–7</w:t>
+      </w:r>
     </w:p>
     <w:p>
       <w:pPr>
@@ -4211,138 +3947,102 @@
           <w:lang w:val="hi_IN" w:bidi="hi_IN"/>
         </w:rPr>
       </w:r>
-      <w:hyperlink r:id="rId37">
-        <w:r>
-          <w:rPr>
-            <w:lang w:val="hi_IN" w:bidi="hi_IN"/>
-          </w:rPr>
-          <w:rPr>
-            <w:color w:val="0000EE"/>
-            <w:u w:val="single"/>
-          </w:rPr>
-          <w:t>1 राजा 17:1</w:t>
-        </w:r>
-      </w:hyperlink>
-    </w:p>
-    <w:p>
-      <w:pPr>
-        <w:pStyle w:val="ListBullet"/>
-        <w:spacing w:line="240" w:lineRule="auto"/>
-        <w:ind w:left="720"/>
-      </w:pPr>
-      <w:r>
-        <w:rPr>
-          <w:lang w:val="hi_IN" w:bidi="hi_IN"/>
-        </w:rPr>
-      </w:r>
-      <w:hyperlink r:id="rId45">
-        <w:r>
-          <w:rPr>
-            <w:lang w:val="hi_IN" w:bidi="hi_IN"/>
-          </w:rPr>
-          <w:rPr>
-            <w:color w:val="0000EE"/>
-            <w:u w:val="single"/>
-          </w:rPr>
-          <w:t>2 राजा 1:3–4</w:t>
-        </w:r>
-      </w:hyperlink>
-    </w:p>
-    <w:p>
-      <w:pPr>
-        <w:pStyle w:val="ListBullet"/>
-        <w:spacing w:line="240" w:lineRule="auto"/>
-        <w:ind w:left="720"/>
-      </w:pPr>
-      <w:r>
-        <w:rPr>
-          <w:lang w:val="hi_IN" w:bidi="hi_IN"/>
-        </w:rPr>
-      </w:r>
-      <w:hyperlink r:id="rId49">
-        <w:r>
-          <w:rPr>
-            <w:lang w:val="hi_IN" w:bidi="hi_IN"/>
-          </w:rPr>
-          <w:rPr>
-            <w:color w:val="0000EE"/>
-            <w:u w:val="single"/>
-          </w:rPr>
-          <w:t>याकूब 5:16–18</w:t>
-        </w:r>
-      </w:hyperlink>
-    </w:p>
-    <w:p>
-      <w:pPr>
-        <w:pStyle w:val="ListBullet"/>
-        <w:spacing w:line="240" w:lineRule="auto"/>
-        <w:ind w:left="720"/>
-      </w:pPr>
-      <w:r>
-        <w:rPr>
-          <w:lang w:val="hi_IN" w:bidi="hi_IN"/>
-        </w:rPr>
-      </w:r>
-      <w:hyperlink r:id="rId50">
-        <w:r>
-          <w:rPr>
-            <w:lang w:val="hi_IN" w:bidi="hi_IN"/>
-          </w:rPr>
-          <w:rPr>
-            <w:color w:val="0000EE"/>
-            <w:u w:val="single"/>
-          </w:rPr>
-          <w:t>यूहन्ना 1:19–21</w:t>
-        </w:r>
-      </w:hyperlink>
-    </w:p>
-    <w:p>
-      <w:pPr>
-        <w:pStyle w:val="ListBullet"/>
-        <w:spacing w:line="240" w:lineRule="auto"/>
-        <w:ind w:left="720"/>
-      </w:pPr>
-      <w:r>
-        <w:rPr>
-          <w:lang w:val="hi_IN" w:bidi="hi_IN"/>
-        </w:rPr>
-      </w:r>
-      <w:hyperlink r:id="rId51">
-        <w:r>
-          <w:rPr>
-            <w:lang w:val="hi_IN" w:bidi="hi_IN"/>
-          </w:rPr>
-          <w:rPr>
-            <w:color w:val="0000EE"/>
-            <w:u w:val="single"/>
-          </w:rPr>
-          <w:t>यूहन्ना 1:24–25</w:t>
-        </w:r>
-      </w:hyperlink>
-    </w:p>
-    <w:p>
-      <w:pPr>
-        <w:pStyle w:val="ListBullet"/>
-        <w:spacing w:line="240" w:lineRule="auto"/>
-        <w:ind w:left="720"/>
-      </w:pPr>
-      <w:r>
-        <w:rPr>
-          <w:lang w:val="hi_IN" w:bidi="hi_IN"/>
-        </w:rPr>
-      </w:r>
-      <w:hyperlink r:id="rId52">
-        <w:r>
-          <w:rPr>
-            <w:lang w:val="hi_IN" w:bidi="hi_IN"/>
-          </w:rPr>
-          <w:rPr>
-            <w:color w:val="0000EE"/>
-            <w:u w:val="single"/>
-          </w:rPr>
-          <w:t>मरकुस 9:5</w:t>
-        </w:r>
-      </w:hyperlink>
+      <w:r>
+        <w:rPr>
+          <w:lang w:val="hi_IN" w:bidi="hi_IN"/>
+        </w:rPr>
+        <w:t>1 राजा 17:1</w:t>
+      </w:r>
+    </w:p>
+    <w:p>
+      <w:pPr>
+        <w:pStyle w:val="ListBullet"/>
+        <w:spacing w:line="240" w:lineRule="auto"/>
+        <w:ind w:left="720"/>
+      </w:pPr>
+      <w:r>
+        <w:rPr>
+          <w:lang w:val="hi_IN" w:bidi="hi_IN"/>
+        </w:rPr>
+      </w:r>
+      <w:r>
+        <w:rPr>
+          <w:lang w:val="hi_IN" w:bidi="hi_IN"/>
+        </w:rPr>
+        <w:t>2 राजा 1:3–4</w:t>
+      </w:r>
+    </w:p>
+    <w:p>
+      <w:pPr>
+        <w:pStyle w:val="ListBullet"/>
+        <w:spacing w:line="240" w:lineRule="auto"/>
+        <w:ind w:left="720"/>
+      </w:pPr>
+      <w:r>
+        <w:rPr>
+          <w:lang w:val="hi_IN" w:bidi="hi_IN"/>
+        </w:rPr>
+      </w:r>
+      <w:r>
+        <w:rPr>
+          <w:lang w:val="hi_IN" w:bidi="hi_IN"/>
+        </w:rPr>
+        <w:t>याकूब 5:16–18</w:t>
+      </w:r>
+    </w:p>
+    <w:p>
+      <w:pPr>
+        <w:pStyle w:val="ListBullet"/>
+        <w:spacing w:line="240" w:lineRule="auto"/>
+        <w:ind w:left="720"/>
+      </w:pPr>
+      <w:r>
+        <w:rPr>
+          <w:lang w:val="hi_IN" w:bidi="hi_IN"/>
+        </w:rPr>
+      </w:r>
+      <w:r>
+        <w:rPr>
+          <w:lang w:val="hi_IN" w:bidi="hi_IN"/>
+        </w:rPr>
+        <w:t>यूहन्ना 1:19–21</w:t>
+      </w:r>
+    </w:p>
+    <w:p>
+      <w:pPr>
+        <w:pStyle w:val="ListBullet"/>
+        <w:spacing w:line="240" w:lineRule="auto"/>
+        <w:ind w:left="720"/>
+      </w:pPr>
+      <w:r>
+        <w:rPr>
+          <w:lang w:val="hi_IN" w:bidi="hi_IN"/>
+        </w:rPr>
+      </w:r>
+      <w:r>
+        <w:rPr>
+          <w:lang w:val="hi_IN" w:bidi="hi_IN"/>
+        </w:rPr>
+        <w:t>यूहन्ना 1:24–25</w:t>
+      </w:r>
+    </w:p>
+    <w:p>
+      <w:pPr>
+        <w:pStyle w:val="ListBullet"/>
+        <w:spacing w:line="240" w:lineRule="auto"/>
+        <w:ind w:left="720"/>
+      </w:pPr>
+      <w:r>
+        <w:rPr>
+          <w:lang w:val="hi_IN" w:bidi="hi_IN"/>
+        </w:rPr>
+      </w:r>
+      <w:r>
+        <w:rPr>
+          <w:lang w:val="hi_IN" w:bidi="hi_IN"/>
+        </w:rPr>
+        <w:t>मरकुस 9:5</w:t>
+      </w:r>
     </w:p>
     <w:p>
       <w:pPr>
@@ -4859,90 +4559,66 @@
           <w:lang w:val="hi_IN" w:bidi="hi_IN"/>
         </w:rPr>
       </w:r>
-      <w:hyperlink r:id="rId32">
-        <w:r>
-          <w:rPr>
-            <w:lang w:val="hi_IN" w:bidi="hi_IN"/>
-          </w:rPr>
-          <w:rPr>
-            <w:color w:val="0000EE"/>
-            <w:u w:val="single"/>
-          </w:rPr>
-          <w:t>1 इतिहास 24:1–3</w:t>
-        </w:r>
-      </w:hyperlink>
-    </w:p>
-    <w:p>
-      <w:pPr>
-        <w:pStyle w:val="ListBullet"/>
-        <w:spacing w:line="240" w:lineRule="auto"/>
-        <w:ind w:left="720"/>
-      </w:pPr>
-      <w:r>
-        <w:rPr>
-          <w:lang w:val="hi_IN" w:bidi="hi_IN"/>
-        </w:rPr>
-      </w:r>
-      <w:hyperlink r:id="rId53">
-        <w:r>
-          <w:rPr>
-            <w:lang w:val="hi_IN" w:bidi="hi_IN"/>
-          </w:rPr>
-          <w:rPr>
-            <w:color w:val="0000EE"/>
-            <w:u w:val="single"/>
-          </w:rPr>
-          <w:t>न्यायियों 20:27–28</w:t>
-        </w:r>
-      </w:hyperlink>
-    </w:p>
-    <w:p>
-      <w:pPr>
-        <w:pStyle w:val="ListBullet"/>
-        <w:spacing w:line="240" w:lineRule="auto"/>
-        <w:ind w:left="720"/>
-      </w:pPr>
-      <w:r>
-        <w:rPr>
-          <w:lang w:val="hi_IN" w:bidi="hi_IN"/>
-        </w:rPr>
-      </w:r>
-      <w:hyperlink r:id="rId54">
-        <w:r>
-          <w:rPr>
-            <w:lang w:val="hi_IN" w:bidi="hi_IN"/>
-          </w:rPr>
-          <w:rPr>
-            <w:color w:val="0000EE"/>
-            <w:u w:val="single"/>
-          </w:rPr>
-          <w:t>गिनती 26:1–2</w:t>
-        </w:r>
-      </w:hyperlink>
-    </w:p>
-    <w:p>
-      <w:pPr>
-        <w:pStyle w:val="ListBullet"/>
-        <w:spacing w:line="240" w:lineRule="auto"/>
-        <w:ind w:left="720"/>
-      </w:pPr>
-      <w:r>
-        <w:rPr>
-          <w:lang w:val="hi_IN" w:bidi="hi_IN"/>
-        </w:rPr>
-      </w:r>
-      <w:hyperlink r:id="rId55">
-        <w:r>
-          <w:rPr>
-            <w:lang w:val="hi_IN" w:bidi="hi_IN"/>
-          </w:rPr>
-          <w:rPr>
-            <w:color w:val="0000EE"/>
-            <w:u w:val="single"/>
-          </w:rPr>
-          <w:t>गिनती 34:16–18</w:t>
-        </w:r>
-      </w:hyperlink>
+      <w:r>
+        <w:rPr>
+          <w:lang w:val="hi_IN" w:bidi="hi_IN"/>
+        </w:rPr>
+        <w:t>1 इतिहास 24:1–3</w:t>
+      </w:r>
+    </w:p>
+    <w:p>
+      <w:pPr>
+        <w:pStyle w:val="ListBullet"/>
+        <w:spacing w:line="240" w:lineRule="auto"/>
+        <w:ind w:left="720"/>
+      </w:pPr>
+      <w:r>
+        <w:rPr>
+          <w:lang w:val="hi_IN" w:bidi="hi_IN"/>
+        </w:rPr>
+      </w:r>
+      <w:r>
+        <w:rPr>
+          <w:lang w:val="hi_IN" w:bidi="hi_IN"/>
+        </w:rPr>
+        <w:t>न्यायियों 20:27–28</w:t>
+      </w:r>
+    </w:p>
+    <w:p>
+      <w:pPr>
+        <w:pStyle w:val="ListBullet"/>
+        <w:spacing w:line="240" w:lineRule="auto"/>
+        <w:ind w:left="720"/>
+      </w:pPr>
+      <w:r>
+        <w:rPr>
+          <w:lang w:val="hi_IN" w:bidi="hi_IN"/>
+        </w:rPr>
+      </w:r>
+      <w:r>
+        <w:rPr>
+          <w:lang w:val="hi_IN" w:bidi="hi_IN"/>
+        </w:rPr>
+        <w:t>गिनती 26:1–2</w:t>
+      </w:r>
+    </w:p>
+    <w:p>
+      <w:pPr>
+        <w:pStyle w:val="ListBullet"/>
+        <w:spacing w:line="240" w:lineRule="auto"/>
+        <w:ind w:left="720"/>
+      </w:pPr>
+      <w:r>
+        <w:rPr>
+          <w:lang w:val="hi_IN" w:bidi="hi_IN"/>
+        </w:rPr>
+      </w:r>
+      <w:r>
+        <w:rPr>
+          <w:lang w:val="hi_IN" w:bidi="hi_IN"/>
+        </w:rPr>
+        <w:t>गिनती 34:16–18</w:t>
+      </w:r>
     </w:p>
     <w:p>
       <w:pPr>
@@ -5172,90 +4848,66 @@
           <w:lang w:val="hi_IN" w:bidi="hi_IN"/>
         </w:rPr>
       </w:r>
-      <w:hyperlink r:id="rId37">
-        <w:r>
-          <w:rPr>
-            <w:lang w:val="hi_IN" w:bidi="hi_IN"/>
-          </w:rPr>
-          <w:rPr>
-            <w:color w:val="0000EE"/>
-            <w:u w:val="single"/>
-          </w:rPr>
-          <w:t>1 राजा 19:15–16</w:t>
-        </w:r>
-      </w:hyperlink>
-    </w:p>
-    <w:p>
-      <w:pPr>
-        <w:pStyle w:val="ListBullet"/>
-        <w:spacing w:line="240" w:lineRule="auto"/>
-        <w:ind w:left="720"/>
-      </w:pPr>
-      <w:r>
-        <w:rPr>
-          <w:lang w:val="hi_IN" w:bidi="hi_IN"/>
-        </w:rPr>
-      </w:r>
-      <w:hyperlink r:id="rId45">
-        <w:r>
-          <w:rPr>
-            <w:lang w:val="hi_IN" w:bidi="hi_IN"/>
-          </w:rPr>
-          <w:rPr>
-            <w:color w:val="0000EE"/>
-            <w:u w:val="single"/>
-          </w:rPr>
-          <w:t>2 राजा 3:15</w:t>
-        </w:r>
-      </w:hyperlink>
-    </w:p>
-    <w:p>
-      <w:pPr>
-        <w:pStyle w:val="ListBullet"/>
-        <w:spacing w:line="240" w:lineRule="auto"/>
-        <w:ind w:left="720"/>
-      </w:pPr>
-      <w:r>
-        <w:rPr>
-          <w:lang w:val="hi_IN" w:bidi="hi_IN"/>
-        </w:rPr>
-      </w:r>
-      <w:hyperlink r:id="rId45">
-        <w:r>
-          <w:rPr>
-            <w:lang w:val="hi_IN" w:bidi="hi_IN"/>
-          </w:rPr>
-          <w:rPr>
-            <w:color w:val="0000EE"/>
-            <w:u w:val="single"/>
-          </w:rPr>
-          <w:t>2 राजा 5:8</w:t>
-        </w:r>
-      </w:hyperlink>
-    </w:p>
-    <w:p>
-      <w:pPr>
-        <w:pStyle w:val="ListBullet"/>
-        <w:spacing w:line="240" w:lineRule="auto"/>
-        <w:ind w:left="720"/>
-      </w:pPr>
-      <w:r>
-        <w:rPr>
-          <w:lang w:val="hi_IN" w:bidi="hi_IN"/>
-        </w:rPr>
-      </w:r>
-      <w:hyperlink r:id="rId56">
-        <w:r>
-          <w:rPr>
-            <w:lang w:val="hi_IN" w:bidi="hi_IN"/>
-          </w:rPr>
-          <w:rPr>
-            <w:color w:val="0000EE"/>
-            <w:u w:val="single"/>
-          </w:rPr>
-          <w:t>लूका 4:25</w:t>
-        </w:r>
-      </w:hyperlink>
+      <w:r>
+        <w:rPr>
+          <w:lang w:val="hi_IN" w:bidi="hi_IN"/>
+        </w:rPr>
+        <w:t>1 राजा 19:15–16</w:t>
+      </w:r>
+    </w:p>
+    <w:p>
+      <w:pPr>
+        <w:pStyle w:val="ListBullet"/>
+        <w:spacing w:line="240" w:lineRule="auto"/>
+        <w:ind w:left="720"/>
+      </w:pPr>
+      <w:r>
+        <w:rPr>
+          <w:lang w:val="hi_IN" w:bidi="hi_IN"/>
+        </w:rPr>
+      </w:r>
+      <w:r>
+        <w:rPr>
+          <w:lang w:val="hi_IN" w:bidi="hi_IN"/>
+        </w:rPr>
+        <w:t>2 राजा 3:15</w:t>
+      </w:r>
+    </w:p>
+    <w:p>
+      <w:pPr>
+        <w:pStyle w:val="ListBullet"/>
+        <w:spacing w:line="240" w:lineRule="auto"/>
+        <w:ind w:left="720"/>
+      </w:pPr>
+      <w:r>
+        <w:rPr>
+          <w:lang w:val="hi_IN" w:bidi="hi_IN"/>
+        </w:rPr>
+      </w:r>
+      <w:r>
+        <w:rPr>
+          <w:lang w:val="hi_IN" w:bidi="hi_IN"/>
+        </w:rPr>
+        <w:t>2 राजा 5:8</w:t>
+      </w:r>
+    </w:p>
+    <w:p>
+      <w:pPr>
+        <w:pStyle w:val="ListBullet"/>
+        <w:spacing w:line="240" w:lineRule="auto"/>
+        <w:ind w:left="720"/>
+      </w:pPr>
+      <w:r>
+        <w:rPr>
+          <w:lang w:val="hi_IN" w:bidi="hi_IN"/>
+        </w:rPr>
+      </w:r>
+      <w:r>
+        <w:rPr>
+          <w:lang w:val="hi_IN" w:bidi="hi_IN"/>
+        </w:rPr>
+        <w:t>लूका 4:25</w:t>
+      </w:r>
     </w:p>
     <w:p>
       <w:pPr>
@@ -5473,66 +5125,48 @@
           <w:lang w:val="hi_IN" w:bidi="hi_IN"/>
         </w:rPr>
       </w:r>
-      <w:hyperlink r:id="rId57">
-        <w:r>
-          <w:rPr>
-            <w:lang w:val="hi_IN" w:bidi="hi_IN"/>
-          </w:rPr>
-          <w:rPr>
-            <w:color w:val="0000EE"/>
-            <w:u w:val="single"/>
-          </w:rPr>
-          <w:t>लूका 1:5</w:t>
-        </w:r>
-      </w:hyperlink>
-    </w:p>
-    <w:p>
-      <w:pPr>
-        <w:pStyle w:val="ListBullet"/>
-        <w:spacing w:line="240" w:lineRule="auto"/>
-        <w:ind w:left="720"/>
-      </w:pPr>
-      <w:r>
-        <w:rPr>
-          <w:lang w:val="hi_IN" w:bidi="hi_IN"/>
-        </w:rPr>
-      </w:r>
-      <w:hyperlink r:id="rId58">
-        <w:r>
-          <w:rPr>
-            <w:lang w:val="hi_IN" w:bidi="hi_IN"/>
-          </w:rPr>
-          <w:rPr>
-            <w:color w:val="0000EE"/>
-            <w:u w:val="single"/>
-          </w:rPr>
-          <w:t>लूका 1:24–25</w:t>
-        </w:r>
-      </w:hyperlink>
-    </w:p>
-    <w:p>
-      <w:pPr>
-        <w:pStyle w:val="ListBullet"/>
-        <w:spacing w:line="240" w:lineRule="auto"/>
-        <w:ind w:left="720"/>
-      </w:pPr>
-      <w:r>
-        <w:rPr>
-          <w:lang w:val="hi_IN" w:bidi="hi_IN"/>
-        </w:rPr>
-      </w:r>
-      <w:hyperlink r:id="rId59">
-        <w:r>
-          <w:rPr>
-            <w:lang w:val="hi_IN" w:bidi="hi_IN"/>
-          </w:rPr>
-          <w:rPr>
-            <w:color w:val="0000EE"/>
-            <w:u w:val="single"/>
-          </w:rPr>
-          <w:t>लूका 1:41</w:t>
-        </w:r>
-      </w:hyperlink>
+      <w:r>
+        <w:rPr>
+          <w:lang w:val="hi_IN" w:bidi="hi_IN"/>
+        </w:rPr>
+        <w:t>लूका 1:5</w:t>
+      </w:r>
+    </w:p>
+    <w:p>
+      <w:pPr>
+        <w:pStyle w:val="ListBullet"/>
+        <w:spacing w:line="240" w:lineRule="auto"/>
+        <w:ind w:left="720"/>
+      </w:pPr>
+      <w:r>
+        <w:rPr>
+          <w:lang w:val="hi_IN" w:bidi="hi_IN"/>
+        </w:rPr>
+      </w:r>
+      <w:r>
+        <w:rPr>
+          <w:lang w:val="hi_IN" w:bidi="hi_IN"/>
+        </w:rPr>
+        <w:t>लूका 1:24–25</w:t>
+      </w:r>
+    </w:p>
+    <w:p>
+      <w:pPr>
+        <w:pStyle w:val="ListBullet"/>
+        <w:spacing w:line="240" w:lineRule="auto"/>
+        <w:ind w:left="720"/>
+      </w:pPr>
+      <w:r>
+        <w:rPr>
+          <w:lang w:val="hi_IN" w:bidi="hi_IN"/>
+        </w:rPr>
+      </w:r>
+      <w:r>
+        <w:rPr>
+          <w:lang w:val="hi_IN" w:bidi="hi_IN"/>
+        </w:rPr>
+        <w:t>लूका 1:41</w:t>
+      </w:r>
     </w:p>
     <w:p>
       <w:pPr>
@@ -5774,162 +5408,120 @@
           <w:lang w:val="hi_IN" w:bidi="hi_IN"/>
         </w:rPr>
       </w:r>
-      <w:hyperlink r:id="rId60">
-        <w:r>
-          <w:rPr>
-            <w:lang w:val="hi_IN" w:bidi="hi_IN"/>
-          </w:rPr>
-          <w:rPr>
-            <w:color w:val="0000EE"/>
-            <w:u w:val="single"/>
-          </w:rPr>
-          <w:t>उत्पत्ति 25:24–26</w:t>
-        </w:r>
-      </w:hyperlink>
-    </w:p>
-    <w:p>
-      <w:pPr>
-        <w:pStyle w:val="ListBullet"/>
-        <w:spacing w:line="240" w:lineRule="auto"/>
-        <w:ind w:left="720"/>
-      </w:pPr>
-      <w:r>
-        <w:rPr>
-          <w:lang w:val="hi_IN" w:bidi="hi_IN"/>
-        </w:rPr>
-      </w:r>
-      <w:hyperlink r:id="rId61">
-        <w:r>
-          <w:rPr>
-            <w:lang w:val="hi_IN" w:bidi="hi_IN"/>
-          </w:rPr>
-          <w:rPr>
-            <w:color w:val="0000EE"/>
-            <w:u w:val="single"/>
-          </w:rPr>
-          <w:t>उत्पत्ति 25:29–30</w:t>
-        </w:r>
-      </w:hyperlink>
-    </w:p>
-    <w:p>
-      <w:pPr>
-        <w:pStyle w:val="ListBullet"/>
-        <w:spacing w:line="240" w:lineRule="auto"/>
-        <w:ind w:left="720"/>
-      </w:pPr>
-      <w:r>
-        <w:rPr>
-          <w:lang w:val="hi_IN" w:bidi="hi_IN"/>
-        </w:rPr>
-      </w:r>
-      <w:hyperlink r:id="rId62">
-        <w:r>
-          <w:rPr>
-            <w:lang w:val="hi_IN" w:bidi="hi_IN"/>
-          </w:rPr>
-          <w:rPr>
-            <w:color w:val="0000EE"/>
-            <w:u w:val="single"/>
-          </w:rPr>
-          <w:t>उत्पत्ति 26:34–35</w:t>
-        </w:r>
-      </w:hyperlink>
-    </w:p>
-    <w:p>
-      <w:pPr>
-        <w:pStyle w:val="ListBullet"/>
-        <w:spacing w:line="240" w:lineRule="auto"/>
-        <w:ind w:left="720"/>
-      </w:pPr>
-      <w:r>
-        <w:rPr>
-          <w:lang w:val="hi_IN" w:bidi="hi_IN"/>
-        </w:rPr>
-      </w:r>
-      <w:hyperlink r:id="rId63">
-        <w:r>
-          <w:rPr>
-            <w:lang w:val="hi_IN" w:bidi="hi_IN"/>
-          </w:rPr>
-          <w:rPr>
-            <w:color w:val="0000EE"/>
-            <w:u w:val="single"/>
-          </w:rPr>
-          <w:t>उत्पत्ति 27:11–12</w:t>
-        </w:r>
-      </w:hyperlink>
-    </w:p>
-    <w:p>
-      <w:pPr>
-        <w:pStyle w:val="ListBullet"/>
-        <w:spacing w:line="240" w:lineRule="auto"/>
-        <w:ind w:left="720"/>
-      </w:pPr>
-      <w:r>
-        <w:rPr>
-          <w:lang w:val="hi_IN" w:bidi="hi_IN"/>
-        </w:rPr>
-      </w:r>
-      <w:hyperlink r:id="rId64">
-        <w:r>
-          <w:rPr>
-            <w:lang w:val="hi_IN" w:bidi="hi_IN"/>
-          </w:rPr>
-          <w:rPr>
-            <w:color w:val="0000EE"/>
-            <w:u w:val="single"/>
-          </w:rPr>
-          <w:t>उत्पत्ति 32:3–5</w:t>
-        </w:r>
-      </w:hyperlink>
-    </w:p>
-    <w:p>
-      <w:pPr>
-        <w:pStyle w:val="ListBullet"/>
-        <w:spacing w:line="240" w:lineRule="auto"/>
-        <w:ind w:left="720"/>
-      </w:pPr>
-      <w:r>
-        <w:rPr>
-          <w:lang w:val="hi_IN" w:bidi="hi_IN"/>
-        </w:rPr>
-      </w:r>
-      <w:hyperlink r:id="rId65">
-        <w:r>
-          <w:rPr>
-            <w:lang w:val="hi_IN" w:bidi="hi_IN"/>
-          </w:rPr>
-          <w:rPr>
-            <w:color w:val="0000EE"/>
-            <w:u w:val="single"/>
-          </w:rPr>
-          <w:t>इब्रानियों 12:14–17</w:t>
-        </w:r>
-      </w:hyperlink>
-    </w:p>
-    <w:p>
-      <w:pPr>
-        <w:pStyle w:val="ListBullet"/>
-        <w:spacing w:line="240" w:lineRule="auto"/>
-        <w:ind w:left="720"/>
-      </w:pPr>
-      <w:r>
-        <w:rPr>
-          <w:lang w:val="hi_IN" w:bidi="hi_IN"/>
-        </w:rPr>
-      </w:r>
-      <w:hyperlink r:id="rId66">
-        <w:r>
-          <w:rPr>
-            <w:lang w:val="hi_IN" w:bidi="hi_IN"/>
-          </w:rPr>
-          <w:rPr>
-            <w:color w:val="0000EE"/>
-            <w:u w:val="single"/>
-          </w:rPr>
-          <w:t>रोमियो 09:10–13</w:t>
-        </w:r>
-      </w:hyperlink>
+      <w:r>
+        <w:rPr>
+          <w:lang w:val="hi_IN" w:bidi="hi_IN"/>
+        </w:rPr>
+        <w:t>उत्पत्ति 25:24–26</w:t>
+      </w:r>
+    </w:p>
+    <w:p>
+      <w:pPr>
+        <w:pStyle w:val="ListBullet"/>
+        <w:spacing w:line="240" w:lineRule="auto"/>
+        <w:ind w:left="720"/>
+      </w:pPr>
+      <w:r>
+        <w:rPr>
+          <w:lang w:val="hi_IN" w:bidi="hi_IN"/>
+        </w:rPr>
+      </w:r>
+      <w:r>
+        <w:rPr>
+          <w:lang w:val="hi_IN" w:bidi="hi_IN"/>
+        </w:rPr>
+        <w:t>उत्पत्ति 25:29–30</w:t>
+      </w:r>
+    </w:p>
+    <w:p>
+      <w:pPr>
+        <w:pStyle w:val="ListBullet"/>
+        <w:spacing w:line="240" w:lineRule="auto"/>
+        <w:ind w:left="720"/>
+      </w:pPr>
+      <w:r>
+        <w:rPr>
+          <w:lang w:val="hi_IN" w:bidi="hi_IN"/>
+        </w:rPr>
+      </w:r>
+      <w:r>
+        <w:rPr>
+          <w:lang w:val="hi_IN" w:bidi="hi_IN"/>
+        </w:rPr>
+        <w:t>उत्पत्ति 26:34–35</w:t>
+      </w:r>
+    </w:p>
+    <w:p>
+      <w:pPr>
+        <w:pStyle w:val="ListBullet"/>
+        <w:spacing w:line="240" w:lineRule="auto"/>
+        <w:ind w:left="720"/>
+      </w:pPr>
+      <w:r>
+        <w:rPr>
+          <w:lang w:val="hi_IN" w:bidi="hi_IN"/>
+        </w:rPr>
+      </w:r>
+      <w:r>
+        <w:rPr>
+          <w:lang w:val="hi_IN" w:bidi="hi_IN"/>
+        </w:rPr>
+        <w:t>उत्पत्ति 27:11–12</w:t>
+      </w:r>
+    </w:p>
+    <w:p>
+      <w:pPr>
+        <w:pStyle w:val="ListBullet"/>
+        <w:spacing w:line="240" w:lineRule="auto"/>
+        <w:ind w:left="720"/>
+      </w:pPr>
+      <w:r>
+        <w:rPr>
+          <w:lang w:val="hi_IN" w:bidi="hi_IN"/>
+        </w:rPr>
+      </w:r>
+      <w:r>
+        <w:rPr>
+          <w:lang w:val="hi_IN" w:bidi="hi_IN"/>
+        </w:rPr>
+        <w:t>उत्पत्ति 32:3–5</w:t>
+      </w:r>
+    </w:p>
+    <w:p>
+      <w:pPr>
+        <w:pStyle w:val="ListBullet"/>
+        <w:spacing w:line="240" w:lineRule="auto"/>
+        <w:ind w:left="720"/>
+      </w:pPr>
+      <w:r>
+        <w:rPr>
+          <w:lang w:val="hi_IN" w:bidi="hi_IN"/>
+        </w:rPr>
+      </w:r>
+      <w:r>
+        <w:rPr>
+          <w:lang w:val="hi_IN" w:bidi="hi_IN"/>
+        </w:rPr>
+        <w:t>इब्रानियों 12:14–17</w:t>
+      </w:r>
+    </w:p>
+    <w:p>
+      <w:pPr>
+        <w:pStyle w:val="ListBullet"/>
+        <w:spacing w:line="240" w:lineRule="auto"/>
+        <w:ind w:left="720"/>
+      </w:pPr>
+      <w:r>
+        <w:rPr>
+          <w:lang w:val="hi_IN" w:bidi="hi_IN"/>
+        </w:rPr>
+      </w:r>
+      <w:r>
+        <w:rPr>
+          <w:lang w:val="hi_IN" w:bidi="hi_IN"/>
+        </w:rPr>
+        <w:t>रोमियो 09:10–13</w:t>
+      </w:r>
     </w:p>
     <w:p>
       <w:pPr>
@@ -6404,90 +5996,66 @@
           <w:lang w:val="hi_IN" w:bidi="hi_IN"/>
         </w:rPr>
       </w:r>
-      <w:hyperlink r:id="rId67">
-        <w:r>
-          <w:rPr>
-            <w:lang w:val="hi_IN" w:bidi="hi_IN"/>
-          </w:rPr>
-          <w:rPr>
-            <w:color w:val="0000EE"/>
-            <w:u w:val="single"/>
-          </w:rPr>
-          <w:t>एस्तेर 02:7</w:t>
-        </w:r>
-      </w:hyperlink>
-    </w:p>
-    <w:p>
-      <w:pPr>
-        <w:pStyle w:val="ListBullet"/>
-        <w:spacing w:line="240" w:lineRule="auto"/>
-        <w:ind w:left="720"/>
-      </w:pPr>
-      <w:r>
-        <w:rPr>
-          <w:lang w:val="hi_IN" w:bidi="hi_IN"/>
-        </w:rPr>
-      </w:r>
-      <w:hyperlink r:id="rId68">
-        <w:r>
-          <w:rPr>
-            <w:lang w:val="hi_IN" w:bidi="hi_IN"/>
-          </w:rPr>
-          <w:rPr>
-            <w:color w:val="0000EE"/>
-            <w:u w:val="single"/>
-          </w:rPr>
-          <w:t>एस्तेर 02:15</w:t>
-        </w:r>
-      </w:hyperlink>
-    </w:p>
-    <w:p>
-      <w:pPr>
-        <w:pStyle w:val="ListBullet"/>
-        <w:spacing w:line="240" w:lineRule="auto"/>
-        <w:ind w:left="720"/>
-      </w:pPr>
-      <w:r>
-        <w:rPr>
-          <w:lang w:val="hi_IN" w:bidi="hi_IN"/>
-        </w:rPr>
-      </w:r>
-      <w:hyperlink r:id="rId69">
-        <w:r>
-          <w:rPr>
-            <w:lang w:val="hi_IN" w:bidi="hi_IN"/>
-          </w:rPr>
-          <w:rPr>
-            <w:color w:val="0000EE"/>
-            <w:u w:val="single"/>
-          </w:rPr>
-          <w:t>एस्तेर 07:01</w:t>
-        </w:r>
-      </w:hyperlink>
-    </w:p>
-    <w:p>
-      <w:pPr>
-        <w:pStyle w:val="ListBullet"/>
-        <w:spacing w:line="240" w:lineRule="auto"/>
-        <w:ind w:left="720"/>
-      </w:pPr>
-      <w:r>
-        <w:rPr>
-          <w:lang w:val="hi_IN" w:bidi="hi_IN"/>
-        </w:rPr>
-      </w:r>
-      <w:hyperlink r:id="rId70">
-        <w:r>
-          <w:rPr>
-            <w:lang w:val="hi_IN" w:bidi="hi_IN"/>
-          </w:rPr>
-          <w:rPr>
-            <w:color w:val="0000EE"/>
-            <w:u w:val="single"/>
-          </w:rPr>
-          <w:t>एस्तेर 08:02</w:t>
-        </w:r>
-      </w:hyperlink>
+      <w:r>
+        <w:rPr>
+          <w:lang w:val="hi_IN" w:bidi="hi_IN"/>
+        </w:rPr>
+        <w:t>एस्तेर 02:7</w:t>
+      </w:r>
+    </w:p>
+    <w:p>
+      <w:pPr>
+        <w:pStyle w:val="ListBullet"/>
+        <w:spacing w:line="240" w:lineRule="auto"/>
+        <w:ind w:left="720"/>
+      </w:pPr>
+      <w:r>
+        <w:rPr>
+          <w:lang w:val="hi_IN" w:bidi="hi_IN"/>
+        </w:rPr>
+      </w:r>
+      <w:r>
+        <w:rPr>
+          <w:lang w:val="hi_IN" w:bidi="hi_IN"/>
+        </w:rPr>
+        <w:t>एस्तेर 02:15</w:t>
+      </w:r>
+    </w:p>
+    <w:p>
+      <w:pPr>
+        <w:pStyle w:val="ListBullet"/>
+        <w:spacing w:line="240" w:lineRule="auto"/>
+        <w:ind w:left="720"/>
+      </w:pPr>
+      <w:r>
+        <w:rPr>
+          <w:lang w:val="hi_IN" w:bidi="hi_IN"/>
+        </w:rPr>
+      </w:r>
+      <w:r>
+        <w:rPr>
+          <w:lang w:val="hi_IN" w:bidi="hi_IN"/>
+        </w:rPr>
+        <w:t>एस्तेर 07:01</w:t>
+      </w:r>
+    </w:p>
+    <w:p>
+      <w:pPr>
+        <w:pStyle w:val="ListBullet"/>
+        <w:spacing w:line="240" w:lineRule="auto"/>
+        <w:ind w:left="720"/>
+      </w:pPr>
+      <w:r>
+        <w:rPr>
+          <w:lang w:val="hi_IN" w:bidi="hi_IN"/>
+        </w:rPr>
+      </w:r>
+      <w:r>
+        <w:rPr>
+          <w:lang w:val="hi_IN" w:bidi="hi_IN"/>
+        </w:rPr>
+        <w:t>एस्तेर 08:02</w:t>
+      </w:r>
     </w:p>
     <w:p>
       <w:pPr>

--- a/hin/docx/007.content.docx
+++ b/hin/docx/007.content.docx
@@ -1397,19 +1397,7 @@
         <w:rPr>
           <w:lang w:val="hi_IN" w:bidi="hi_IN"/>
         </w:rPr>
-        <w:t xml:space="preserve">, </w:t>
-      </w:r>
-      <w:r>
-        <w:rPr>
-          <w:lang w:val="hi_IN" w:bidi="hi_IN"/>
-        </w:rPr>
-        <w:t>विश्राम</w:t>
-      </w:r>
-      <w:r>
-        <w:rPr>
-          <w:lang w:val="hi_IN" w:bidi="hi_IN"/>
-        </w:rPr>
-        <w:t xml:space="preserve">, </w:t>
+        <w:t xml:space="preserve">, विश्राम, </w:t>
       </w:r>
       <w:r>
         <w:rPr>
